--- a/Report/Perch_figures/Råneå_Mohns_rho_Z.docx
+++ b/Report/Perch_figures/Råneå_Mohns_rho_Z.docx
@@ -240,7 +240,7 @@
                 <w:szCs w:val="22"/>
                 <w:color w:val="000000"/>
               </w:rPr>
-              <w:t xml:space="preserve">1.32915</w:t>
+              <w:t xml:space="preserve">0.93860</w:t>
             </w:r>
           </w:p>
         </w:tc>
@@ -352,7 +352,7 @@
                 <w:szCs w:val="22"/>
                 <w:color w:val="000000"/>
               </w:rPr>
-              <w:t xml:space="preserve">0.13039</w:t>
+              <w:t xml:space="preserve">0.17767</w:t>
             </w:r>
           </w:p>
         </w:tc>
@@ -464,7 +464,7 @@
                 <w:szCs w:val="22"/>
                 <w:color w:val="000000"/>
               </w:rPr>
-              <w:t xml:space="preserve">-0.51357</w:t>
+              <w:t xml:space="preserve">-0.49413</w:t>
             </w:r>
           </w:p>
         </w:tc>
@@ -576,14 +576,14 @@
                 <w:szCs w:val="22"/>
                 <w:color w:val="000000"/>
               </w:rPr>
-              <w:t xml:space="preserve">-0.08858</w:t>
+              <w:t xml:space="preserve">-0.02487</w:t>
             </w:r>
           </w:p>
         </w:tc>
       </w:tr>
       <w:tr>
         <w:trPr>
-          <w:trHeight w:val="571" w:hRule="auto"/>
+          <w:trHeight w:val="572" w:hRule="auto"/>
         </w:trPr>
         body5
         <w:tc>
@@ -688,14 +688,14 @@
                 <w:szCs w:val="22"/>
                 <w:color w:val="000000"/>
               </w:rPr>
-              <w:t xml:space="preserve">0.02792</w:t>
+              <w:t xml:space="preserve">0.00631</w:t>
             </w:r>
           </w:p>
         </w:tc>
       </w:tr>
       <w:tr>
         <w:trPr>
-          <w:trHeight w:val="571" w:hRule="auto"/>
+          <w:trHeight w:val="572" w:hRule="auto"/>
         </w:trPr>
         body6
         <w:tc>
@@ -800,7 +800,7 @@
                 <w:szCs w:val="22"/>
                 <w:color w:val="000000"/>
               </w:rPr>
-              <w:t xml:space="preserve">0.01902</w:t>
+              <w:t xml:space="preserve">0.03037</w:t>
             </w:r>
           </w:p>
         </w:tc>
@@ -912,7 +912,7 @@
                 <w:szCs w:val="22"/>
                 <w:color w:val="000000"/>
               </w:rPr>
-              <w:t xml:space="preserve">0.01902</w:t>
+              <w:t xml:space="preserve">0.03037</w:t>
             </w:r>
           </w:p>
         </w:tc>
